--- a/Entregas/Sprint 2/Desenvolvimento Backend/H5 - Implementar pipeline de síntese via LLM/PSP2 - S2T22 - Integrar API LLM.docx
+++ b/Entregas/Sprint 2/Desenvolvimento Backend/H5 - Implementar pipeline de síntese via LLM/PSP2 - S2T22 - Integrar API LLM.docx
@@ -46,6 +46,62 @@
       </w:pPr>
       <w:r>
         <w:t xml:space="preserve"/>
+      </w:r>
+    </w:p>
+    <w:p>
+      <w:pPr>
+        <w:pStyle w:val="Heading2"/>
+        <w:spacing w:after="180" w:before="120"/>
+      </w:pPr>
+      <w:r>
+        <w:rPr>
+          <w:rFonts w:ascii="Arial" w:cs="Arial" w:eastAsia="Arial" w:hAnsi="Arial"/>
+          <w:b/>
+          <w:bCs/>
+          <w:color w:val="1F3864"/>
+          <w:sz w:val="28"/>
+          <w:szCs w:val="28"/>
+        </w:rPr>
+        <w:t xml:space="preserve">📖 Em palavras simples</w:t>
+      </w:r>
+    </w:p>
+    <w:p>
+      <w:pPr>
+        <w:spacing w:after="180"/>
+      </w:pPr>
+      <w:r>
+        <w:rPr>
+          <w:rFonts w:ascii="Arial" w:cs="Arial" w:eastAsia="Arial" w:hAnsi="Arial"/>
+          <w:sz w:val="22"/>
+          <w:szCs w:val="22"/>
+        </w:rPr>
+        <w:t xml:space="preserve">“LLM” significa “Large Language Model” (modelo de linguagem grande) — é o tipo de inteligência artificial que está por trás do ChatGPT, Claude e Gemini. No nosso projeto, é a IA que lê o documento do aluno e gera resumos, classificações e colas.</w:t>
+      </w:r>
+    </w:p>
+    <w:p>
+      <w:pPr>
+        <w:spacing w:after="180"/>
+      </w:pPr>
+      <w:r>
+        <w:rPr>
+          <w:rFonts w:ascii="Arial" w:cs="Arial" w:eastAsia="Arial" w:hAnsi="Arial"/>
+          <w:sz w:val="22"/>
+          <w:szCs w:val="22"/>
+        </w:rPr>
+        <w:t xml:space="preserve">Essa entrega é um “encanamento”: um pedaço de código que serve de ponte única entre o nosso sistema e o servidor de IA. Em vez de cada parte do código ter que saber sozinha como falar com a IA (qual chave usar, como reagir a erros, como tentar de novo se a IA estiver ocupada), criamos UM lugar centralizado que cuida disso tudo. Quando aparecer um modelo de IA melhor no mercado, basta trocar nesse lugar — o resto continua igual.</w:t>
+      </w:r>
+    </w:p>
+    <w:p>
+      <w:pPr>
+        <w:spacing w:after="180"/>
+      </w:pPr>
+      <w:r>
+        <w:rPr>
+          <w:rFonts w:ascii="Arial" w:cs="Arial" w:eastAsia="Arial" w:hAnsi="Arial"/>
+          <w:sz w:val="22"/>
+          <w:szCs w:val="22"/>
+        </w:rPr>
+        <w:t xml:space="preserve">Por que isso importa? Sem esse “encanamento” central, qualquer mudança na IA (preço, modelo, comportamento) obrigaria a gente a sair caçando código por todo o projeto e ajustando manualmente em cada arquivo. Com o wrapper, o impacto fica isolado num único ponto — e a manutenção fica drasticamente mais barata.</w:t>
       </w:r>
     </w:p>
     <w:p>
